--- a/작업일지/34주차.docx
+++ b/작업일지/34주차.docx
@@ -243,7 +243,6 @@
                 <w:bCs/>
               </w:rPr>
             </w:pPr>
-            <w:proofErr w:type="spellStart"/>
             <w:r>
               <w:rPr>
                 <w:rFonts w:hint="eastAsia"/>
@@ -252,7 +251,6 @@
               </w:rPr>
               <w:t>팀명</w:t>
             </w:r>
-            <w:proofErr w:type="spellEnd"/>
           </w:p>
         </w:tc>
         <w:tc>
@@ -322,21 +320,7 @@
               <w:rPr>
                 <w:rFonts w:hint="eastAsia"/>
               </w:rPr>
-              <w:t xml:space="preserve"> </w:t>
-            </w:r>
-            <w:proofErr w:type="spellStart"/>
-            <w:r>
-              <w:rPr>
-                <w:rFonts w:hint="eastAsia"/>
-              </w:rPr>
-              <w:t>윤이하나</w:t>
-            </w:r>
-            <w:proofErr w:type="spellEnd"/>
-            <w:r>
-              <w:rPr>
-                <w:rFonts w:hint="eastAsia"/>
-              </w:rPr>
-              <w:t xml:space="preserve">(기획, </w:t>
+              <w:t xml:space="preserve"> 윤이하나(기획, </w:t>
             </w:r>
             <w:r>
               <w:rPr>
@@ -373,21 +357,7 @@
               <w:rPr>
                 <w:rFonts w:hint="eastAsia"/>
               </w:rPr>
-              <w:t xml:space="preserve">2022182035 </w:t>
-            </w:r>
-            <w:proofErr w:type="spellStart"/>
-            <w:r>
-              <w:rPr>
-                <w:rFonts w:hint="eastAsia"/>
-              </w:rPr>
-              <w:t>임채은</w:t>
-            </w:r>
-            <w:proofErr w:type="spellEnd"/>
-            <w:r>
-              <w:rPr>
-                <w:rFonts w:hint="eastAsia"/>
-              </w:rPr>
-              <w:t>(클라/서버)</w:t>
+              <w:t>2022182035 임채은(클라/서버)</w:t>
             </w:r>
           </w:p>
         </w:tc>
@@ -494,7 +464,6 @@
                 <w:bCs/>
               </w:rPr>
             </w:pPr>
-            <w:proofErr w:type="spellStart"/>
             <w:r>
               <w:rPr>
                 <w:rFonts w:hint="eastAsia"/>
@@ -503,14 +472,39 @@
               </w:rPr>
               <w:t>윤이하나</w:t>
             </w:r>
-            <w:proofErr w:type="spellEnd"/>
           </w:p>
         </w:tc>
         <w:tc>
           <w:tcPr>
             <w:tcW w:w="9214" w:type="dxa"/>
           </w:tcPr>
-          <w:p/>
+          <w:p>
+            <w:pPr>
+              <w:rPr>
+                <w:rFonts w:hint="eastAsia"/>
+              </w:rPr>
+            </w:pPr>
+            <w:r>
+              <w:rPr>
+                <w:rFonts w:hint="eastAsia"/>
+              </w:rPr>
+              <w:t>- Spider 모델 및 애니메이션 추가</w:t>
+            </w:r>
+          </w:p>
+          <w:p>
+            <w:r>
+              <w:rPr>
+                <w:rFonts w:hint="eastAsia"/>
+              </w:rPr>
+              <w:t>- 몬스터 기획</w:t>
+            </w:r>
+            <w:r>
+              <w:rPr>
+                <w:rFonts w:hint="eastAsia"/>
+              </w:rPr>
+              <w:t xml:space="preserve"> 2종</w:t>
+            </w:r>
+          </w:p>
         </w:tc>
       </w:tr>
       <w:tr>
@@ -550,21 +544,7 @@
               <w:rPr>
                 <w:rFonts w:hint="eastAsia"/>
               </w:rPr>
-              <w:t xml:space="preserve">몬스터 </w:t>
-            </w:r>
-            <w:proofErr w:type="spellStart"/>
-            <w:r>
-              <w:rPr>
-                <w:rFonts w:hint="eastAsia"/>
-              </w:rPr>
-              <w:t>길찾기</w:t>
-            </w:r>
-            <w:proofErr w:type="spellEnd"/>
-            <w:r>
-              <w:rPr>
-                <w:rFonts w:hint="eastAsia"/>
-              </w:rPr>
-              <w:t xml:space="preserve"> 마무리</w:t>
+              <w:t>몬스터 길찾기 마무리</w:t>
             </w:r>
           </w:p>
           <w:p>
@@ -576,11 +556,6 @@
             </w:r>
           </w:p>
           <w:p>
-            <w:pPr>
-              <w:rPr>
-                <w:rFonts w:hint="eastAsia"/>
-              </w:rPr>
-            </w:pPr>
             <w:r>
               <w:rPr>
                 <w:rFonts w:hint="eastAsia"/>
@@ -602,7 +577,6 @@
                 <w:bCs/>
               </w:rPr>
             </w:pPr>
-            <w:proofErr w:type="spellStart"/>
             <w:r>
               <w:rPr>
                 <w:rFonts w:hint="eastAsia"/>
@@ -611,7 +585,6 @@
               </w:rPr>
               <w:t>임채은</w:t>
             </w:r>
-            <w:proofErr w:type="spellEnd"/>
           </w:p>
         </w:tc>
         <w:tc>
@@ -661,7 +634,6 @@
                 <w:bCs/>
               </w:rPr>
             </w:pPr>
-            <w:proofErr w:type="spellStart"/>
             <w:r>
               <w:rPr>
                 <w:rFonts w:hint="eastAsia"/>
@@ -670,7 +642,6 @@
               </w:rPr>
               <w:t>윤이하나</w:t>
             </w:r>
-            <w:proofErr w:type="spellEnd"/>
           </w:p>
         </w:tc>
         <w:tc>
@@ -679,9 +650,97 @@
           </w:tcPr>
           <w:p>
             <w:pPr>
-              <w:pStyle w:val="a6"/>
-              <w:ind w:left="880"/>
+              <w:rPr>
+                <w:rFonts w:hint="eastAsia"/>
+              </w:rPr>
             </w:pPr>
+            <w:r>
+              <w:rPr>
+                <w:rFonts w:hint="eastAsia"/>
+              </w:rPr>
+              <w:t>- Sketchfab에서 애니메이션이 적용된 거미를 다운받아 추가하였다. Hit, Idle이 빠져있어서 새로 구하려고 했으나 더 나은 파일을 구하지 못해 결국 맥스로 가져가서 애니메이션을 직접 제작하였다.</w:t>
+            </w:r>
+          </w:p>
+          <w:p>
+            <w:r>
+              <w:rPr>
+                <w:rFonts w:hint="eastAsia"/>
+              </w:rPr>
+              <w:t xml:space="preserve">- </w:t>
+            </w:r>
+            <w:r>
+              <w:rPr>
+                <w:rFonts w:hint="eastAsia"/>
+              </w:rPr>
+              <w:t>새로운 몬스터 EmotionGame(감정 가위바위보</w:t>
+            </w:r>
+            <w:r>
+              <w:rPr>
+                <w:rFonts w:hint="eastAsia"/>
+              </w:rPr>
+              <w:t>)의 기획서를</w:t>
+            </w:r>
+            <w:r>
+              <w:rPr>
+                <w:rFonts w:hint="eastAsia"/>
+              </w:rPr>
+              <w:t xml:space="preserve"> 추가하였다. OpenCV를 이용하는 방식의 몬스터이다. 감정</w:t>
+            </w:r>
+            <w:r>
+              <w:rPr>
+                <w:rFonts w:hint="eastAsia"/>
+              </w:rPr>
+              <w:t xml:space="preserve"> 간에 상성이 있어서 표정을 이용해 </w:t>
+            </w:r>
+            <w:r>
+              <w:rPr>
+                <w:rFonts w:hint="eastAsia"/>
+              </w:rPr>
+              <w:t>가위바위보를 한다.</w:t>
+            </w:r>
+          </w:p>
+          <w:p>
+            <w:pPr>
+              <w:rPr>
+                <w:rFonts w:hint="eastAsia"/>
+              </w:rPr>
+            </w:pPr>
+            <w:r>
+              <w:rPr>
+                <w:rFonts w:hint="eastAsia"/>
+              </w:rPr>
+              <w:t>- 새로운 몬스터 쓰레기수집가</w:t>
+            </w:r>
+            <w:r>
+              <w:rPr>
+                <w:rFonts w:hint="eastAsia"/>
+              </w:rPr>
+              <w:t>의 기획서</w:t>
+            </w:r>
+            <w:r>
+              <w:rPr>
+                <w:rFonts w:hint="eastAsia"/>
+              </w:rPr>
+              <w:t xml:space="preserve">를 추가하였다. OpenCV를 이용한다. FSM이 </w:t>
+            </w:r>
+            <w:r>
+              <w:rPr>
+                <w:rFonts w:hint="eastAsia"/>
+              </w:rPr>
+              <w:t>복잡해</w:t>
+            </w:r>
+            <w:r>
+              <w:rPr>
+                <w:rFonts w:hint="eastAsia"/>
+              </w:rPr>
+              <w:t xml:space="preserve">서 </w:t>
+            </w:r>
+            <w:r>
+              <w:rPr>
+                <w:rFonts w:hint="eastAsia"/>
+              </w:rPr>
+              <w:t>시간이 오래 걸렸다.</w:t>
+            </w:r>
           </w:p>
         </w:tc>
       </w:tr>
@@ -726,7 +785,6 @@
                 <w:bCs/>
               </w:rPr>
             </w:pPr>
-            <w:proofErr w:type="spellStart"/>
             <w:r>
               <w:rPr>
                 <w:rFonts w:hint="eastAsia"/>
@@ -735,7 +793,6 @@
               </w:rPr>
               <w:t>임채은</w:t>
             </w:r>
-            <w:proofErr w:type="spellEnd"/>
           </w:p>
         </w:tc>
         <w:tc>

--- a/작업일지/34주차.docx
+++ b/작업일지/34주차.docx
@@ -125,7 +125,16 @@
           <w:p>
             <w:pPr>
               <w:jc w:val="center"/>
+              <w:rPr>
+                <w:rFonts w:hint="eastAsia"/>
+              </w:rPr>
             </w:pPr>
+            <w:r>
+              <w:rPr>
+                <w:rFonts w:hint="eastAsia"/>
+              </w:rPr>
+              <w:t>34</w:t>
+            </w:r>
           </w:p>
         </w:tc>
         <w:tc>
@@ -373,21 +382,7 @@
               <w:rPr>
                 <w:rFonts w:hint="eastAsia"/>
               </w:rPr>
-              <w:t xml:space="preserve">2022182035 </w:t>
-            </w:r>
-            <w:proofErr w:type="spellStart"/>
-            <w:r>
-              <w:rPr>
-                <w:rFonts w:hint="eastAsia"/>
-              </w:rPr>
-              <w:t>임채은</w:t>
-            </w:r>
-            <w:proofErr w:type="spellEnd"/>
-            <w:r>
-              <w:rPr>
-                <w:rFonts w:hint="eastAsia"/>
-              </w:rPr>
-              <w:t>(클라/서버)</w:t>
+              <w:t>2022182035 임채은(클라/서버)</w:t>
             </w:r>
           </w:p>
         </w:tc>
@@ -576,11 +571,6 @@
             </w:r>
           </w:p>
           <w:p>
-            <w:pPr>
-              <w:rPr>
-                <w:rFonts w:hint="eastAsia"/>
-              </w:rPr>
-            </w:pPr>
             <w:r>
               <w:rPr>
                 <w:rFonts w:hint="eastAsia"/>
@@ -602,7 +592,6 @@
                 <w:bCs/>
               </w:rPr>
             </w:pPr>
-            <w:proofErr w:type="spellStart"/>
             <w:r>
               <w:rPr>
                 <w:rFonts w:hint="eastAsia"/>
@@ -611,14 +600,33 @@
               </w:rPr>
               <w:t>임채은</w:t>
             </w:r>
-            <w:proofErr w:type="spellEnd"/>
           </w:p>
         </w:tc>
         <w:tc>
           <w:tcPr>
             <w:tcW w:w="9214" w:type="dxa"/>
           </w:tcPr>
-          <w:p/>
+          <w:p>
+            <w:r>
+              <w:rPr>
+                <w:rFonts w:hint="eastAsia"/>
+              </w:rPr>
+              <w:t>- 아이템, 장비 스캔 구현하기</w:t>
+            </w:r>
+          </w:p>
+          <w:p>
+            <w:pPr>
+              <w:rPr>
+                <w:rFonts w:hint="eastAsia"/>
+              </w:rPr>
+            </w:pPr>
+            <w:r>
+              <w:rPr>
+                <w:rFonts w:hint="eastAsia"/>
+              </w:rPr>
+              <w:t>- 문 열기 오류 해결(문을 열었는데 플레이어가 재 접속하는 경우 문이 닫혀 있는 문제)</w:t>
+            </w:r>
+          </w:p>
         </w:tc>
       </w:tr>
     </w:tbl>
@@ -726,7 +734,6 @@
                 <w:bCs/>
               </w:rPr>
             </w:pPr>
-            <w:proofErr w:type="spellStart"/>
             <w:r>
               <w:rPr>
                 <w:rFonts w:hint="eastAsia"/>
@@ -735,14 +742,120 @@
               </w:rPr>
               <w:t>임채은</w:t>
             </w:r>
-            <w:proofErr w:type="spellEnd"/>
           </w:p>
         </w:tc>
         <w:tc>
           <w:tcPr>
             <w:tcW w:w="9214" w:type="dxa"/>
           </w:tcPr>
-          <w:p/>
+          <w:p>
+            <w:r>
+              <w:rPr>
+                <w:rFonts w:hint="eastAsia"/>
+              </w:rPr>
+              <w:t xml:space="preserve">- 마우스 </w:t>
+            </w:r>
+            <w:proofErr w:type="spellStart"/>
+            <w:r>
+              <w:rPr>
+                <w:rFonts w:hint="eastAsia"/>
+              </w:rPr>
+              <w:t>우클릭을</w:t>
+            </w:r>
+            <w:proofErr w:type="spellEnd"/>
+            <w:r>
+              <w:rPr>
+                <w:rFonts w:hint="eastAsia"/>
+              </w:rPr>
+              <w:t xml:space="preserve"> 하면 플레이어 주변의 160도 각도의 부채꼴 모양으로 아이템과 장비를 찾고, 그 객체들의 정보를 띄우는 스캔 기능을 구현했다. 정보를 띄우는 것은 꽤 간단했는데, 스캔 효과를 구현하는 게 좀 까다로웠다. </w:t>
+            </w:r>
+            <w:proofErr w:type="spellStart"/>
+            <w:r>
+              <w:rPr>
+                <w:rFonts w:hint="eastAsia"/>
+              </w:rPr>
+              <w:t>머테리얼을</w:t>
+            </w:r>
+            <w:proofErr w:type="spellEnd"/>
+            <w:r>
+              <w:rPr>
+                <w:rFonts w:hint="eastAsia"/>
+              </w:rPr>
+              <w:t xml:space="preserve"> 새로 만들어서 초록색 스캔 효과를 구현하는 부분이 어려웠다. 기획대로라면 시야가 약간 밝아져야 하는데, 아직 그 기능이 구현되지 않아서 이번 주에 추가하려고 한다.</w:t>
+            </w:r>
+          </w:p>
+          <w:p>
+            <w:r>
+              <w:rPr>
+                <w:rFonts w:hint="eastAsia"/>
+              </w:rPr>
+              <w:t xml:space="preserve">- 문 열기 닫기 애니메이션을 저번 주에 구현했는데, 수영이가 플레이어가 재 </w:t>
+            </w:r>
+            <w:proofErr w:type="gramStart"/>
+            <w:r>
+              <w:rPr>
+                <w:rFonts w:hint="eastAsia"/>
+              </w:rPr>
+              <w:t>접속 했을</w:t>
+            </w:r>
+            <w:proofErr w:type="gramEnd"/>
+            <w:r>
+              <w:rPr>
+                <w:rFonts w:hint="eastAsia"/>
+              </w:rPr>
+              <w:t xml:space="preserve"> 때 문이 열려야 하는데 닫혀 있다고 해서 문제를 고쳤다. Door를 생성할 때 상태에 따라 각도를 변경하도록 했다.</w:t>
+            </w:r>
+          </w:p>
+          <w:p>
+            <w:pPr>
+              <w:rPr>
+                <w:rFonts w:hint="eastAsia"/>
+              </w:rPr>
+            </w:pPr>
+            <w:r>
+              <w:rPr>
+                <w:rFonts w:hint="eastAsia"/>
+              </w:rPr>
+              <w:t>- 이번 주부터 할 일: Key 사용, 전투(</w:t>
+            </w:r>
+            <w:proofErr w:type="spellStart"/>
+            <w:r>
+              <w:rPr>
+                <w:rFonts w:hint="eastAsia"/>
+              </w:rPr>
+              <w:t>파티클</w:t>
+            </w:r>
+            <w:proofErr w:type="spellEnd"/>
+            <w:r>
+              <w:rPr>
+                <w:rFonts w:hint="eastAsia"/>
+              </w:rPr>
+              <w:t xml:space="preserve">), 이동 속도 &amp; </w:t>
+            </w:r>
+            <w:proofErr w:type="spellStart"/>
+            <w:r>
+              <w:rPr>
+                <w:rFonts w:hint="eastAsia"/>
+              </w:rPr>
+              <w:t>스테미나</w:t>
+            </w:r>
+            <w:proofErr w:type="spellEnd"/>
+            <w:r>
+              <w:rPr>
+                <w:rFonts w:hint="eastAsia"/>
+              </w:rPr>
+              <w:t xml:space="preserve"> 등 무게에 따라 계산, 거미 Animation Blueprint 생성 및 적용, 네트워크 로직 작성 </w:t>
+            </w:r>
+            <w:r>
+              <w:t>–</w:t>
+            </w:r>
+            <w:r>
+              <w:rPr>
+                <w:rFonts w:hint="eastAsia"/>
+              </w:rPr>
+              <w:t xml:space="preserve"> 몬스터, 도구(Key, Lantern) 등</w:t>
+            </w:r>
+          </w:p>
         </w:tc>
       </w:tr>
     </w:tbl>

--- a/작업일지/34주차.docx
+++ b/작업일지/34주차.docx
@@ -125,9 +125,6 @@
           <w:p>
             <w:pPr>
               <w:jc w:val="center"/>
-              <w:rPr>
-                <w:rFonts w:hint="eastAsia"/>
-              </w:rPr>
             </w:pPr>
             <w:r>
               <w:rPr>
@@ -505,7 +502,16 @@
           <w:tcPr>
             <w:tcW w:w="9214" w:type="dxa"/>
           </w:tcPr>
-          <w:p/>
+          <w:p>
+            <w:r>
+              <w:t>- Spider 모델 및 애니메이션 추가</w:t>
+            </w:r>
+          </w:p>
+          <w:p>
+            <w:r>
+              <w:t>- 몬스터 기획 2종</w:t>
+            </w:r>
+          </w:p>
         </w:tc>
       </w:tr>
       <w:tr>
@@ -615,11 +621,6 @@
             </w:r>
           </w:p>
           <w:p>
-            <w:pPr>
-              <w:rPr>
-                <w:rFonts w:hint="eastAsia"/>
-              </w:rPr>
-            </w:pPr>
             <w:r>
               <w:rPr>
                 <w:rFonts w:hint="eastAsia"/>
@@ -686,10 +687,56 @@
             <w:tcW w:w="9214" w:type="dxa"/>
           </w:tcPr>
           <w:p>
+            <w:r>
+              <w:t xml:space="preserve">- </w:t>
+            </w:r>
+            <w:proofErr w:type="spellStart"/>
+            <w:r>
+              <w:t>Sketchfab</w:t>
+            </w:r>
+            <w:proofErr w:type="spellEnd"/>
+            <w:r>
+              <w:t xml:space="preserve">에서 애니메이션이 적용된 거미를 다운받아 추가하였다. Hit, Idle이 </w:t>
+            </w:r>
+            <w:proofErr w:type="spellStart"/>
+            <w:r>
+              <w:t>빠져있어서</w:t>
+            </w:r>
+            <w:proofErr w:type="spellEnd"/>
+            <w:r>
+              <w:t xml:space="preserve"> 새로 구하려고 했으나 더 나은 파일을 구하지 못해 결국 맥스로 가져가서 애니메이션을 직접 제작하였다.</w:t>
+            </w:r>
+          </w:p>
+          <w:p>
+            <w:r>
+              <w:t xml:space="preserve">- 새로운 몬스터 </w:t>
+            </w:r>
+            <w:proofErr w:type="spellStart"/>
+            <w:r>
+              <w:t>EmotionGame</w:t>
+            </w:r>
+            <w:proofErr w:type="spellEnd"/>
+            <w:r>
+              <w:t>(감정 가위바위보)의 기획서를 추가하였다. OpenCV를 이용하는 방식의 몬스터이다. 감정 간에 상성이 있어서 표정을 이용해 가위바위보를 한다.</w:t>
+            </w:r>
+          </w:p>
+          <w:p>
             <w:pPr>
-              <w:pStyle w:val="a6"/>
-              <w:ind w:left="880"/>
+              <w:rPr>
+                <w:rFonts w:hint="eastAsia"/>
+              </w:rPr>
             </w:pPr>
+            <w:r>
+              <w:t xml:space="preserve">- 새로운 몬스터 </w:t>
+            </w:r>
+            <w:proofErr w:type="spellStart"/>
+            <w:r>
+              <w:t>쓰레기수집가의</w:t>
+            </w:r>
+            <w:proofErr w:type="spellEnd"/>
+            <w:r>
+              <w:t xml:space="preserve"> 기획서를 추가하였다. OpenCV를 이용한다. FSM이 복잡해서 시간이 오래 걸렸다.</w:t>
+            </w:r>
           </w:p>
         </w:tc>
       </w:tr>
@@ -807,11 +854,6 @@
             </w:r>
           </w:p>
           <w:p>
-            <w:pPr>
-              <w:rPr>
-                <w:rFonts w:hint="eastAsia"/>
-              </w:rPr>
-            </w:pPr>
             <w:r>
               <w:rPr>
                 <w:rFonts w:hint="eastAsia"/>
@@ -844,7 +886,14 @@
               <w:rPr>
                 <w:rFonts w:hint="eastAsia"/>
               </w:rPr>
-              <w:t xml:space="preserve"> 등 무게에 따라 계산, 거미 Animation Blueprint 생성 및 적용, 네트워크 로직 작성 </w:t>
+              <w:t xml:space="preserve"> 등 무게에 따라 계</w:t>
+            </w:r>
+            <w:r>
+              <w:rPr>
+                <w:rFonts w:hint="eastAsia"/>
+              </w:rPr>
+              <w:lastRenderedPageBreak/>
+              <w:t xml:space="preserve">산, 거미 Animation Blueprint 생성 및 적용, 네트워크 로직 작성 </w:t>
             </w:r>
             <w:r>
               <w:t>–</w:t>

--- a/작업일지/34주차.docx
+++ b/작업일지/34주차.docx
@@ -721,11 +721,6 @@
             </w:r>
           </w:p>
           <w:p>
-            <w:pPr>
-              <w:rPr>
-                <w:rFonts w:hint="eastAsia"/>
-              </w:rPr>
-            </w:pPr>
             <w:r>
               <w:t xml:space="preserve">- 새로운 몬스터 </w:t>
             </w:r>
@@ -766,7 +761,371 @@
           <w:tcPr>
             <w:tcW w:w="9214" w:type="dxa"/>
           </w:tcPr>
-          <w:p/>
+          <w:p>
+            <w:r>
+              <w:rPr>
+                <w:rFonts w:hint="eastAsia"/>
+              </w:rPr>
+              <w:t xml:space="preserve">-몬스터가 드디어 옆방을 갈 수 있어졌다. 현재 </w:t>
+            </w:r>
+            <w:proofErr w:type="spellStart"/>
+            <w:r>
+              <w:rPr>
+                <w:rFonts w:hint="eastAsia"/>
+              </w:rPr>
+              <w:t>길찾기</w:t>
+            </w:r>
+            <w:proofErr w:type="spellEnd"/>
+            <w:r>
+              <w:rPr>
+                <w:rFonts w:hint="eastAsia"/>
+              </w:rPr>
+              <w:t xml:space="preserve"> 과정이</w:t>
+            </w:r>
+          </w:p>
+          <w:p>
+            <w:r>
+              <w:rPr>
+                <w:rFonts w:hint="eastAsia"/>
+              </w:rPr>
+              <w:t>1. 현재 위치한 방과 연결된 방 중 랜덤 선택</w:t>
+            </w:r>
+          </w:p>
+          <w:p>
+            <w:r>
+              <w:rPr>
+                <w:rFonts w:hint="eastAsia"/>
+              </w:rPr>
+              <w:t xml:space="preserve">2. 가려는 길의 문이 </w:t>
+            </w:r>
+            <w:proofErr w:type="spellStart"/>
+            <w:r>
+              <w:rPr>
+                <w:rFonts w:hint="eastAsia"/>
+              </w:rPr>
+              <w:t>닫혀있으면</w:t>
+            </w:r>
+            <w:proofErr w:type="spellEnd"/>
+            <w:r>
+              <w:rPr>
+                <w:rFonts w:hint="eastAsia"/>
+              </w:rPr>
+              <w:t>, 문 앞에서 대기</w:t>
+            </w:r>
+          </w:p>
+          <w:p>
+            <w:r>
+              <w:rPr>
+                <w:rFonts w:hint="eastAsia"/>
+              </w:rPr>
+              <w:t>3. 문이 열리면 목적지까지 이동</w:t>
+            </w:r>
+            <w:r>
+              <w:br/>
+            </w:r>
+            <w:r>
+              <w:rPr>
+                <w:rFonts w:hint="eastAsia"/>
+              </w:rPr>
+              <w:t>의 반복인데, 원래 문을 직접 열고 가게 하려고 했으나</w:t>
+            </w:r>
+            <w:r>
+              <w:t>…</w:t>
+            </w:r>
+            <w:r>
+              <w:rPr>
+                <w:rFonts w:hint="eastAsia"/>
+              </w:rPr>
+              <w:t xml:space="preserve"> 시간이 없어 구현하지 못했다.</w:t>
+            </w:r>
+          </w:p>
+          <w:p>
+            <w:r>
+              <w:rPr>
+                <w:rFonts w:hint="eastAsia"/>
+              </w:rPr>
+              <w:t xml:space="preserve">현재 </w:t>
+            </w:r>
+            <w:proofErr w:type="spellStart"/>
+            <w:r>
+              <w:rPr>
+                <w:rFonts w:hint="eastAsia"/>
+              </w:rPr>
+              <w:t>길찾기가</w:t>
+            </w:r>
+            <w:proofErr w:type="spellEnd"/>
+            <w:r>
+              <w:rPr>
+                <w:rFonts w:hint="eastAsia"/>
+              </w:rPr>
+              <w:t xml:space="preserve"> 되긴 하는데 완성은 아니다. 아직 계단 이동도 구현하지 못했고, 몬스터의 중심 좌표 기준으로만 </w:t>
+            </w:r>
+            <w:proofErr w:type="spellStart"/>
+            <w:r>
+              <w:rPr>
+                <w:rFonts w:hint="eastAsia"/>
+              </w:rPr>
+              <w:t>타일맵</w:t>
+            </w:r>
+            <w:proofErr w:type="spellEnd"/>
+            <w:r>
+              <w:rPr>
+                <w:rFonts w:hint="eastAsia"/>
+              </w:rPr>
+              <w:t xml:space="preserve"> 판정을 해서 가는 길 중에 벽을 조금씩 뚫고 </w:t>
+            </w:r>
+            <w:proofErr w:type="spellStart"/>
+            <w:r>
+              <w:rPr>
+                <w:rFonts w:hint="eastAsia"/>
+              </w:rPr>
+              <w:t>가버리는등의</w:t>
+            </w:r>
+            <w:proofErr w:type="spellEnd"/>
+            <w:r>
+              <w:rPr>
+                <w:rFonts w:hint="eastAsia"/>
+              </w:rPr>
+              <w:t xml:space="preserve"> 문제가 있다. 충돌처리를 더 </w:t>
+            </w:r>
+            <w:proofErr w:type="spellStart"/>
+            <w:r>
+              <w:rPr>
+                <w:rFonts w:hint="eastAsia"/>
+              </w:rPr>
+              <w:t>해야한다</w:t>
+            </w:r>
+            <w:proofErr w:type="spellEnd"/>
+            <w:r>
+              <w:rPr>
+                <w:rFonts w:hint="eastAsia"/>
+              </w:rPr>
+              <w:t>.</w:t>
+            </w:r>
+          </w:p>
+          <w:p>
+            <w:r>
+              <w:rPr>
+                <w:rFonts w:hint="eastAsia"/>
+              </w:rPr>
+              <w:t>그리고 계단이동이 안돼서 가끔 위층에 있는 문으로 가려고 하는 경우가 있는데 그런 경우에는 많이 이상하다. 그리고 문을</w:t>
+            </w:r>
+            <w:r>
+              <w:t>…</w:t>
+            </w:r>
+            <w:r>
+              <w:rPr>
+                <w:rFonts w:hint="eastAsia"/>
+              </w:rPr>
+              <w:t xml:space="preserve"> 열어줘야 </w:t>
+            </w:r>
+            <w:proofErr w:type="gramStart"/>
+            <w:r>
+              <w:rPr>
+                <w:rFonts w:hint="eastAsia"/>
+              </w:rPr>
+              <w:t>지나간다..</w:t>
+            </w:r>
+            <w:proofErr w:type="gramEnd"/>
+            <w:r>
+              <w:rPr>
+                <w:rFonts w:hint="eastAsia"/>
+              </w:rPr>
+              <w:t xml:space="preserve"> 굉장히 수동적.</w:t>
+            </w:r>
+          </w:p>
+          <w:p>
+            <w:r>
+              <w:rPr>
+                <w:rFonts w:hint="eastAsia"/>
+              </w:rPr>
+              <w:lastRenderedPageBreak/>
+              <w:t xml:space="preserve">-도구 사용은 총 빼고 구현하였다. 칼은 </w:t>
+            </w:r>
+            <w:proofErr w:type="spellStart"/>
+            <w:proofErr w:type="gramStart"/>
+            <w:r>
+              <w:rPr>
+                <w:rFonts w:hint="eastAsia"/>
+              </w:rPr>
+              <w:t>쓰는게</w:t>
+            </w:r>
+            <w:proofErr w:type="spellEnd"/>
+            <w:proofErr w:type="gramEnd"/>
+            <w:r>
+              <w:rPr>
+                <w:rFonts w:hint="eastAsia"/>
+              </w:rPr>
+              <w:t xml:space="preserve"> 클라이언트에서 확인까지 할 수 있고, 몬스터에게 데미지도 줄 수 있다. 근데 판정이 좀 구린 것 같다. 계속해서 수정해봐야 할듯하다.</w:t>
+            </w:r>
+          </w:p>
+          <w:p>
+            <w:r>
+              <w:rPr>
+                <w:rFonts w:hint="eastAsia"/>
+              </w:rPr>
+              <w:t>열쇠는 구현은 했는데, 클라이언트에서는 구현이 되지 않아서 테스트는 하지 못했다.</w:t>
+            </w:r>
+          </w:p>
+          <w:p>
+            <w:r>
+              <w:rPr>
+                <w:rFonts w:hint="eastAsia"/>
+              </w:rPr>
+              <w:t>-</w:t>
+            </w:r>
+            <w:proofErr w:type="gramStart"/>
+            <w:r>
+              <w:rPr>
+                <w:rFonts w:hint="eastAsia"/>
+              </w:rPr>
+              <w:t>거미..</w:t>
+            </w:r>
+            <w:proofErr w:type="gramEnd"/>
+            <w:r>
+              <w:rPr>
+                <w:rFonts w:hint="eastAsia"/>
+              </w:rPr>
+              <w:t>는</w:t>
+            </w:r>
+            <w:r>
+              <w:t>…</w:t>
+            </w:r>
+            <w:r>
+              <w:rPr>
+                <w:rFonts w:hint="eastAsia"/>
+              </w:rPr>
+              <w:t xml:space="preserve"> 구현하지 못했다. FSM에 맞춰서 IDLE, PAUSE 등은 구현을 했는데 ROAMING에서 </w:t>
+            </w:r>
+            <w:proofErr w:type="spellStart"/>
+            <w:r>
+              <w:rPr>
+                <w:rFonts w:hint="eastAsia"/>
+              </w:rPr>
+              <w:t>길찾기가</w:t>
+            </w:r>
+            <w:proofErr w:type="spellEnd"/>
+            <w:r>
+              <w:rPr>
+                <w:rFonts w:hint="eastAsia"/>
+              </w:rPr>
+              <w:t xml:space="preserve"> 좀 이상하게 돼서 계속 수정 중이다. 자신이 현재 위치한 방 안에서는 잘 이동하는데 또 옆방 이동을 이상하게 한다. 마음이 </w:t>
+            </w:r>
+            <w:proofErr w:type="spellStart"/>
+            <w:r>
+              <w:rPr>
+                <w:rFonts w:hint="eastAsia"/>
+              </w:rPr>
+              <w:t>안좋다</w:t>
+            </w:r>
+            <w:proofErr w:type="spellEnd"/>
+            <w:r>
+              <w:rPr>
+                <w:rFonts w:hint="eastAsia"/>
+              </w:rPr>
+              <w:t>.</w:t>
+            </w:r>
+          </w:p>
+          <w:p>
+            <w:r>
+              <w:rPr>
+                <w:rFonts w:hint="eastAsia"/>
+              </w:rPr>
+              <w:t xml:space="preserve">그리고 이 과정에서 </w:t>
+            </w:r>
+            <w:proofErr w:type="spellStart"/>
+            <w:r>
+              <w:rPr>
+                <w:rFonts w:hint="eastAsia"/>
+              </w:rPr>
+              <w:t>정말정말정말</w:t>
+            </w:r>
+            <w:proofErr w:type="spellEnd"/>
+            <w:r>
+              <w:rPr>
+                <w:rFonts w:hint="eastAsia"/>
+              </w:rPr>
+              <w:t xml:space="preserve"> </w:t>
+            </w:r>
+            <w:proofErr w:type="spellStart"/>
+            <w:r>
+              <w:rPr>
+                <w:rFonts w:hint="eastAsia"/>
+              </w:rPr>
+              <w:t>스마트포인터</w:t>
+            </w:r>
+            <w:proofErr w:type="spellEnd"/>
+            <w:r>
+              <w:rPr>
+                <w:rFonts w:hint="eastAsia"/>
+              </w:rPr>
+              <w:t xml:space="preserve"> 때문에 문제가 많았다. this 상속 때문에 정말 골머리를 앓았다. 그래서 지금은 임시로 Casting으로 </w:t>
+            </w:r>
+            <w:proofErr w:type="spellStart"/>
+            <w:r>
+              <w:rPr>
+                <w:rFonts w:hint="eastAsia"/>
+              </w:rPr>
+              <w:t>얼레벌레</w:t>
+            </w:r>
+            <w:proofErr w:type="spellEnd"/>
+            <w:r>
+              <w:rPr>
+                <w:rFonts w:hint="eastAsia"/>
+              </w:rPr>
+              <w:t xml:space="preserve"> 해결했는데 빨리 다 </w:t>
+            </w:r>
+            <w:proofErr w:type="spellStart"/>
+            <w:r>
+              <w:rPr>
+                <w:rFonts w:hint="eastAsia"/>
+              </w:rPr>
+              <w:t>제거해야겠다</w:t>
+            </w:r>
+            <w:proofErr w:type="spellEnd"/>
+            <w:r>
+              <w:rPr>
+                <w:rFonts w:hint="eastAsia"/>
+              </w:rPr>
+              <w:t>.</w:t>
+            </w:r>
+          </w:p>
+          <w:p>
+            <w:pPr>
+              <w:rPr>
+                <w:rFonts w:hint="eastAsia"/>
+              </w:rPr>
+            </w:pPr>
+            <w:r>
+              <w:rPr>
+                <w:rFonts w:hint="eastAsia"/>
+              </w:rPr>
+              <w:t>그리고 거미 구현 코드에서 종종 서버가 터져서</w:t>
+            </w:r>
+            <w:r>
+              <w:t>…</w:t>
+            </w:r>
+            <w:r>
+              <w:rPr>
+                <w:rFonts w:hint="eastAsia"/>
+              </w:rPr>
+              <w:t xml:space="preserve"> 거미 부분은 </w:t>
+            </w:r>
+            <w:proofErr w:type="spellStart"/>
+            <w:r>
+              <w:rPr>
+                <w:rFonts w:hint="eastAsia"/>
+              </w:rPr>
+              <w:t>브랜치를</w:t>
+            </w:r>
+            <w:proofErr w:type="spellEnd"/>
+            <w:r>
+              <w:rPr>
+                <w:rFonts w:hint="eastAsia"/>
+              </w:rPr>
+              <w:t xml:space="preserve"> 나눠 저장했다.</w:t>
+            </w:r>
+          </w:p>
         </w:tc>
       </w:tr>
       <w:tr>
@@ -787,6 +1146,7 @@
                 <w:b/>
                 <w:bCs/>
               </w:rPr>
+              <w:lastRenderedPageBreak/>
               <w:t>임채은</w:t>
             </w:r>
           </w:p>
@@ -886,14 +1246,7 @@
               <w:rPr>
                 <w:rFonts w:hint="eastAsia"/>
               </w:rPr>
-              <w:t xml:space="preserve"> 등 무게에 따라 계</w:t>
-            </w:r>
-            <w:r>
-              <w:rPr>
-                <w:rFonts w:hint="eastAsia"/>
-              </w:rPr>
-              <w:lastRenderedPageBreak/>
-              <w:t xml:space="preserve">산, 거미 Animation Blueprint 생성 및 적용, 네트워크 로직 작성 </w:t>
+              <w:t xml:space="preserve"> 등 무게에 따라 계산, 거미 Animation Blueprint 생성 및 적용, 네트워크 로직 작성 </w:t>
             </w:r>
             <w:r>
               <w:t>–</w:t>
